--- a/Docs/Sixty_Second-Intro.docx
+++ b/Docs/Sixty_Second-Intro.docx
@@ -5,244 +5,598 @@
     <w:p>
       <w:pPr>
         <w:jc w:val="center"/>
+        <w:rPr>
+          <w:sz w:val="32"/>
+          <w:szCs w:val="32"/>
+        </w:rPr>
       </w:pPr>
       <w:r>
-        <w:t>Graphics for the Blind - Sixty Second Intro</w:t>
+        <w:rPr>
+          <w:sz w:val="32"/>
+          <w:szCs w:val="32"/>
+        </w:rPr>
+        <w:t xml:space="preserve">Graphics for the Blind </w:t>
+      </w:r>
+      <w:r>
+        <w:rPr>
+          <w:sz w:val="32"/>
+          <w:szCs w:val="32"/>
+        </w:rPr>
+        <w:t>–</w:t>
+      </w:r>
+      <w:r>
+        <w:rPr>
+          <w:sz w:val="32"/>
+          <w:szCs w:val="32"/>
+        </w:rPr>
+        <w:t xml:space="preserve"> </w:t>
+      </w:r>
+      <w:r>
+        <w:rPr>
+          <w:sz w:val="32"/>
+          <w:szCs w:val="32"/>
+        </w:rPr>
+        <w:t>One Minute</w:t>
+      </w:r>
+      <w:r>
+        <w:rPr>
+          <w:sz w:val="32"/>
+          <w:szCs w:val="32"/>
+        </w:rPr>
+        <w:t xml:space="preserve"> Intro</w:t>
       </w:r>
     </w:p>
     <w:p>
-      <w:r>
-        <w:t>F</w:t>
-      </w:r>
-      <w:r>
-        <w:t>or years</w:t>
-      </w:r>
-      <w:r>
-        <w:t xml:space="preserve">, </w:t>
-      </w:r>
-      <w:r>
+      <w:pPr>
+        <w:rPr>
+          <w:sz w:val="32"/>
+          <w:szCs w:val="32"/>
+        </w:rPr>
+      </w:pPr>
+      <w:r>
+        <w:rPr>
+          <w:sz w:val="32"/>
+          <w:szCs w:val="32"/>
+        </w:rPr>
+        <w:t xml:space="preserve">For years, </w:t>
+      </w:r>
+      <w:r>
+        <w:rPr>
+          <w:sz w:val="32"/>
+          <w:szCs w:val="32"/>
+        </w:rPr>
         <w:t>I have</w:t>
       </w:r>
       <w:r>
+        <w:rPr>
+          <w:sz w:val="32"/>
+          <w:szCs w:val="32"/>
+        </w:rPr>
         <w:t xml:space="preserve"> been introducing computer programming to the novice.  </w:t>
       </w:r>
       <w:r>
+        <w:rPr>
+          <w:sz w:val="32"/>
+          <w:szCs w:val="32"/>
+        </w:rPr>
         <w:t>I am</w:t>
       </w:r>
       <w:r>
+        <w:rPr>
+          <w:sz w:val="32"/>
+          <w:szCs w:val="32"/>
+        </w:rPr>
         <w:t xml:space="preserve"> always searching for </w:t>
       </w:r>
       <w:r>
+        <w:rPr>
+          <w:sz w:val="32"/>
+          <w:szCs w:val="32"/>
+        </w:rPr>
         <w:t xml:space="preserve">better </w:t>
       </w:r>
       <w:r>
+        <w:rPr>
+          <w:sz w:val="32"/>
+          <w:szCs w:val="32"/>
+        </w:rPr>
         <w:t xml:space="preserve">examples to catch and maintain </w:t>
       </w:r>
       <w:r>
-        <w:t xml:space="preserve">their </w:t>
-      </w:r>
-      <w:r>
+        <w:rPr>
+          <w:sz w:val="32"/>
+          <w:szCs w:val="32"/>
+        </w:rPr>
+        <w:t>the novice</w:t>
+      </w:r>
+      <w:r>
+        <w:rPr>
+          <w:sz w:val="32"/>
+          <w:szCs w:val="32"/>
+        </w:rPr>
+        <w:t xml:space="preserve"> </w:t>
+      </w:r>
+      <w:r>
+        <w:rPr>
+          <w:sz w:val="32"/>
+          <w:szCs w:val="32"/>
+        </w:rPr>
         <w:t xml:space="preserve">interest and attention.  I </w:t>
       </w:r>
       <w:r>
+        <w:rPr>
+          <w:sz w:val="32"/>
+          <w:szCs w:val="32"/>
+        </w:rPr>
         <w:t>landed on</w:t>
       </w:r>
       <w:r>
+        <w:rPr>
+          <w:sz w:val="32"/>
+          <w:szCs w:val="32"/>
+        </w:rPr>
         <w:t xml:space="preserve"> the idea of </w:t>
       </w:r>
       <w:r>
-        <w:t>simple pro</w:t>
-      </w:r>
-      <w:r>
-        <w:t xml:space="preserve">grams to create </w:t>
-      </w:r>
-      <w:r>
+        <w:rPr>
+          <w:sz w:val="32"/>
+          <w:szCs w:val="32"/>
+        </w:rPr>
+        <w:t xml:space="preserve">using </w:t>
+      </w:r>
+      <w:r>
+        <w:rPr>
+          <w:sz w:val="32"/>
+          <w:szCs w:val="32"/>
+        </w:rPr>
+        <w:t xml:space="preserve">simple </w:t>
+      </w:r>
+      <w:r>
+        <w:rPr>
+          <w:sz w:val="32"/>
+          <w:szCs w:val="32"/>
+        </w:rPr>
+        <w:t xml:space="preserve">computer </w:t>
+      </w:r>
+      <w:r>
+        <w:rPr>
+          <w:sz w:val="32"/>
+          <w:szCs w:val="32"/>
+        </w:rPr>
+        <w:t>pro</w:t>
+      </w:r>
+      <w:r>
+        <w:rPr>
+          <w:sz w:val="32"/>
+          <w:szCs w:val="32"/>
+        </w:rPr>
+        <w:t xml:space="preserve">grams </w:t>
+      </w:r>
+      <w:r>
+        <w:rPr>
+          <w:sz w:val="32"/>
+          <w:szCs w:val="32"/>
+        </w:rPr>
+        <w:t>which</w:t>
+      </w:r>
+      <w:r>
+        <w:rPr>
+          <w:sz w:val="32"/>
+          <w:szCs w:val="32"/>
+        </w:rPr>
+        <w:t xml:space="preserve"> </w:t>
+      </w:r>
+      <w:r>
+        <w:rPr>
+          <w:sz w:val="32"/>
+          <w:szCs w:val="32"/>
+        </w:rPr>
+        <w:t>produce</w:t>
+      </w:r>
+      <w:r>
+        <w:rPr>
+          <w:sz w:val="32"/>
+          <w:szCs w:val="32"/>
+        </w:rPr>
+        <w:t xml:space="preserve"> </w:t>
+      </w:r>
+      <w:r>
+        <w:rPr>
+          <w:sz w:val="32"/>
+          <w:szCs w:val="32"/>
+        </w:rPr>
         <w:t>simple figures such as squares</w:t>
       </w:r>
       <w:r>
+        <w:rPr>
+          <w:sz w:val="32"/>
+          <w:szCs w:val="32"/>
+        </w:rPr>
         <w:t xml:space="preserve"> or circles</w:t>
       </w:r>
       <w:r>
+        <w:rPr>
+          <w:sz w:val="32"/>
+          <w:szCs w:val="32"/>
+        </w:rPr>
         <w:t xml:space="preserve">.  </w:t>
       </w:r>
       <w:r>
+        <w:rPr>
+          <w:sz w:val="32"/>
+          <w:szCs w:val="32"/>
+        </w:rPr>
         <w:t>We start with</w:t>
       </w:r>
       <w:r>
+        <w:rPr>
+          <w:sz w:val="32"/>
+          <w:szCs w:val="32"/>
+        </w:rPr>
         <w:t xml:space="preserve"> a short computer program</w:t>
       </w:r>
       <w:r>
+        <w:rPr>
+          <w:sz w:val="32"/>
+          <w:szCs w:val="32"/>
+        </w:rPr>
         <w:t>,</w:t>
       </w:r>
       <w:r>
+        <w:rPr>
+          <w:sz w:val="32"/>
+          <w:szCs w:val="32"/>
+        </w:rPr>
         <w:t xml:space="preserve"> </w:t>
       </w:r>
       <w:r>
+        <w:rPr>
+          <w:sz w:val="32"/>
+          <w:szCs w:val="32"/>
+        </w:rPr>
         <w:t xml:space="preserve">of </w:t>
       </w:r>
       <w:r>
-        <w:t>5</w:t>
-      </w:r>
-      <w:r>
+        <w:rPr>
+          <w:sz w:val="32"/>
+          <w:szCs w:val="32"/>
+        </w:rPr>
+        <w:t>8</w:t>
+      </w:r>
+      <w:r>
+        <w:rPr>
+          <w:sz w:val="32"/>
+          <w:szCs w:val="32"/>
+        </w:rPr>
         <w:t xml:space="preserve"> to</w:t>
       </w:r>
       <w:r>
+        <w:rPr>
+          <w:sz w:val="32"/>
+          <w:szCs w:val="32"/>
+        </w:rPr>
         <w:t>12</w:t>
       </w:r>
       <w:r>
+        <w:rPr>
+          <w:sz w:val="32"/>
+          <w:szCs w:val="32"/>
+        </w:rPr>
         <w:t xml:space="preserve"> lines</w:t>
       </w:r>
       <w:r>
+        <w:rPr>
+          <w:sz w:val="32"/>
+          <w:szCs w:val="32"/>
+        </w:rPr>
         <w:t xml:space="preserve"> in length</w:t>
       </w:r>
       <w:r>
+        <w:rPr>
+          <w:sz w:val="32"/>
+          <w:szCs w:val="32"/>
+        </w:rPr>
         <w:t xml:space="preserve">. </w:t>
       </w:r>
       <w:r>
+        <w:rPr>
+          <w:sz w:val="32"/>
+          <w:szCs w:val="32"/>
+        </w:rPr>
         <w:t xml:space="preserve"> </w:t>
       </w:r>
       <w:r>
+        <w:rPr>
+          <w:sz w:val="32"/>
+          <w:szCs w:val="32"/>
+        </w:rPr>
         <w:t>This</w:t>
       </w:r>
       <w:r>
-        <w:t xml:space="preserve"> creates a multi-colored square.  </w:t>
-      </w:r>
-      <w:r>
+        <w:rPr>
+          <w:sz w:val="32"/>
+          <w:szCs w:val="32"/>
+        </w:rPr>
+        <w:t xml:space="preserve"> </w:t>
+      </w:r>
+      <w:r>
+        <w:rPr>
+          <w:sz w:val="32"/>
+          <w:szCs w:val="32"/>
+        </w:rPr>
+        <w:t xml:space="preserve">program, when run, </w:t>
+      </w:r>
+      <w:r>
+        <w:rPr>
+          <w:sz w:val="32"/>
+          <w:szCs w:val="32"/>
+        </w:rPr>
+        <w:t>displays</w:t>
+      </w:r>
+      <w:r>
+        <w:rPr>
+          <w:sz w:val="32"/>
+          <w:szCs w:val="32"/>
+        </w:rPr>
+        <w:t xml:space="preserve"> a multi-</w:t>
+      </w:r>
+      <w:r>
+        <w:rPr>
+          <w:sz w:val="32"/>
+          <w:szCs w:val="32"/>
+        </w:rPr>
+        <w:t>multi</w:t>
+      </w:r>
+      <w:r>
+        <w:rPr>
+          <w:sz w:val="32"/>
+          <w:szCs w:val="32"/>
+        </w:rPr>
+        <w:t xml:space="preserve">colored square.  </w:t>
+      </w:r>
+      <w:r>
+        <w:rPr>
+          <w:sz w:val="32"/>
+          <w:szCs w:val="32"/>
+        </w:rPr>
         <w:t>Then we</w:t>
       </w:r>
       <w:r>
+        <w:rPr>
+          <w:sz w:val="32"/>
+          <w:szCs w:val="32"/>
+        </w:rPr>
         <w:t xml:space="preserve"> make a small </w:t>
       </w:r>
       <w:r>
+        <w:rPr>
+          <w:sz w:val="32"/>
+          <w:szCs w:val="32"/>
+        </w:rPr>
         <w:t xml:space="preserve">program </w:t>
       </w:r>
       <w:r>
+        <w:rPr>
+          <w:sz w:val="32"/>
+          <w:szCs w:val="32"/>
+        </w:rPr>
         <w:t xml:space="preserve">change and see what happens.  </w:t>
       </w:r>
       <w:r>
+        <w:rPr>
+          <w:sz w:val="32"/>
+          <w:szCs w:val="32"/>
+        </w:rPr>
         <w:t>This works nicely – for the sighted</w:t>
       </w:r>
       <w:r>
+        <w:rPr>
+          <w:sz w:val="32"/>
+          <w:szCs w:val="32"/>
+        </w:rPr>
         <w:t xml:space="preserve">. </w:t>
       </w:r>
       <w:r>
+        <w:rPr>
+          <w:sz w:val="32"/>
+          <w:szCs w:val="32"/>
+        </w:rPr>
         <w:t xml:space="preserve"> </w:t>
       </w:r>
       <w:r>
+        <w:rPr>
+          <w:sz w:val="32"/>
+          <w:szCs w:val="32"/>
+        </w:rPr>
         <w:t>B</w:t>
       </w:r>
       <w:r>
+        <w:rPr>
+          <w:sz w:val="32"/>
+          <w:szCs w:val="32"/>
+        </w:rPr>
         <w:t xml:space="preserve">ut what about the blind?  I developed a programming  tool which </w:t>
       </w:r>
       <w:r>
+        <w:rPr>
+          <w:sz w:val="32"/>
+          <w:szCs w:val="32"/>
+        </w:rPr>
         <w:t>allows</w:t>
       </w:r>
       <w:r>
+        <w:rPr>
+          <w:sz w:val="32"/>
+          <w:szCs w:val="32"/>
+        </w:rPr>
         <w:t xml:space="preserve"> the blind programmer to feel </w:t>
       </w:r>
       <w:r>
+        <w:rPr>
+          <w:sz w:val="32"/>
+          <w:szCs w:val="32"/>
+        </w:rPr>
         <w:t>this</w:t>
       </w:r>
       <w:r>
+        <w:rPr>
+          <w:sz w:val="32"/>
+          <w:szCs w:val="32"/>
+        </w:rPr>
         <w:t xml:space="preserve"> simple figure.  </w:t>
       </w:r>
       <w:r>
         <w:rPr>
           <w:rFonts w:ascii="Aptos" w:hAnsi="Aptos"/>
           <w:color w:val="000000"/>
-        </w:rPr>
-        <w:t xml:space="preserve">I </w:t>
+          <w:sz w:val="32"/>
+          <w:szCs w:val="32"/>
+        </w:rPr>
+        <w:t>I</w:t>
       </w:r>
       <w:r>
         <w:rPr>
           <w:rFonts w:ascii="Aptos" w:hAnsi="Aptos"/>
           <w:color w:val="000000"/>
-        </w:rPr>
-        <w:t>plan</w:t>
+          <w:sz w:val="32"/>
+          <w:szCs w:val="32"/>
+        </w:rPr>
+        <w:t>n our session I</w:t>
       </w:r>
       <w:r>
         <w:rPr>
           <w:rFonts w:ascii="Aptos" w:hAnsi="Aptos"/>
           <w:color w:val="000000"/>
-        </w:rPr>
-        <w:t xml:space="preserve"> to offer </w:t>
+          <w:sz w:val="32"/>
+          <w:szCs w:val="32"/>
+        </w:rPr>
+        <w:t xml:space="preserve"> </w:t>
       </w:r>
       <w:r>
         <w:rPr>
           <w:rFonts w:ascii="Aptos" w:hAnsi="Aptos"/>
           <w:color w:val="000000"/>
-        </w:rPr>
-        <w:t xml:space="preserve">more </w:t>
+          <w:sz w:val="32"/>
+          <w:szCs w:val="32"/>
+        </w:rPr>
+        <w:t>will provide</w:t>
       </w:r>
       <w:r>
         <w:rPr>
           <w:rFonts w:ascii="Aptos" w:hAnsi="Aptos"/>
           <w:color w:val="000000"/>
-        </w:rPr>
-        <w:t xml:space="preserve">details and encourage </w:t>
+          <w:sz w:val="32"/>
+          <w:szCs w:val="32"/>
+        </w:rPr>
+        <w:t xml:space="preserve"> </w:t>
       </w:r>
       <w:r>
         <w:rPr>
           <w:rFonts w:ascii="Aptos" w:hAnsi="Aptos"/>
           <w:color w:val="000000"/>
-        </w:rPr>
-        <w:t xml:space="preserve">the </w:t>
+          <w:sz w:val="32"/>
+          <w:szCs w:val="32"/>
+        </w:rPr>
+        <w:t xml:space="preserve">more </w:t>
       </w:r>
       <w:r>
         <w:rPr>
           <w:rFonts w:ascii="Aptos" w:hAnsi="Aptos"/>
           <w:color w:val="000000"/>
-        </w:rPr>
-        <w:t>audience</w:t>
+          <w:sz w:val="32"/>
+          <w:szCs w:val="32"/>
+        </w:rPr>
+        <w:t xml:space="preserve">details </w:t>
       </w:r>
       <w:r>
         <w:rPr>
           <w:rFonts w:ascii="Aptos" w:hAnsi="Aptos"/>
           <w:color w:val="000000"/>
-        </w:rPr>
-        <w:t xml:space="preserve"> to </w:t>
+          <w:sz w:val="32"/>
+          <w:szCs w:val="32"/>
+        </w:rPr>
+        <w:t>in the hope of</w:t>
       </w:r>
       <w:r>
         <w:rPr>
           <w:rFonts w:ascii="Aptos" w:hAnsi="Aptos"/>
           <w:color w:val="000000"/>
-        </w:rPr>
-        <w:t xml:space="preserve">participate in </w:t>
+          <w:sz w:val="32"/>
+          <w:szCs w:val="32"/>
+        </w:rPr>
+        <w:t xml:space="preserve"> encourag</w:t>
       </w:r>
       <w:r>
         <w:rPr>
           <w:rFonts w:ascii="Aptos" w:hAnsi="Aptos"/>
           <w:color w:val="000000"/>
-        </w:rPr>
-        <w:t>improv</w:t>
+          <w:sz w:val="32"/>
+          <w:szCs w:val="32"/>
+        </w:rPr>
+        <w:t>ing</w:t>
       </w:r>
       <w:r>
         <w:rPr>
           <w:rFonts w:ascii="Aptos" w:hAnsi="Aptos"/>
           <w:color w:val="000000"/>
-        </w:rPr>
-        <w:t>ing</w:t>
+          <w:sz w:val="32"/>
+          <w:szCs w:val="32"/>
+        </w:rPr>
+        <w:t xml:space="preserve"> </w:t>
       </w:r>
       <w:r>
         <w:rPr>
           <w:rFonts w:ascii="Aptos" w:hAnsi="Aptos"/>
           <w:color w:val="000000"/>
-        </w:rPr>
-        <w:t xml:space="preserve"> and shar</w:t>
+          <w:sz w:val="32"/>
+          <w:szCs w:val="32"/>
+        </w:rPr>
+        <w:t>your help</w:t>
       </w:r>
       <w:r>
         <w:rPr>
           <w:rFonts w:ascii="Aptos" w:hAnsi="Aptos"/>
           <w:color w:val="000000"/>
-        </w:rPr>
-        <w:t>ing</w:t>
+          <w:sz w:val="32"/>
+          <w:szCs w:val="32"/>
+        </w:rPr>
+        <w:t xml:space="preserve"> </w:t>
       </w:r>
       <w:r>
         <w:rPr>
           <w:rFonts w:ascii="Aptos" w:hAnsi="Aptos"/>
           <w:color w:val="000000"/>
-        </w:rPr>
-        <w:t xml:space="preserve"> this tool with a broader community.</w:t>
+          <w:sz w:val="32"/>
+          <w:szCs w:val="32"/>
+        </w:rPr>
+        <w:t>in bringing  this tool</w:t>
+      </w:r>
+      <w:r>
+        <w:rPr>
+          <w:rFonts w:ascii="Aptos" w:hAnsi="Aptos"/>
+          <w:color w:val="000000"/>
+          <w:sz w:val="32"/>
+          <w:szCs w:val="32"/>
+        </w:rPr>
+        <w:t xml:space="preserve"> </w:t>
+      </w:r>
+      <w:r>
+        <w:rPr>
+          <w:rFonts w:ascii="Aptos" w:hAnsi="Aptos"/>
+          <w:color w:val="000000"/>
+          <w:sz w:val="32"/>
+          <w:szCs w:val="32"/>
+        </w:rPr>
+        <w:t xml:space="preserve">to aid a </w:t>
+      </w:r>
+      <w:r>
+        <w:rPr>
+          <w:rFonts w:ascii="Aptos" w:hAnsi="Aptos"/>
+          <w:color w:val="000000"/>
+          <w:sz w:val="32"/>
+          <w:szCs w:val="32"/>
+        </w:rPr>
+        <w:t>broader community.</w:t>
       </w:r>
     </w:p>
     <w:sectPr>
@@ -858,6 +1212,7 @@
   <w:style w:type="character" w:default="1" w:styleId="DefaultParagraphFont">
     <w:name w:val="Default Paragraph Font"/>
     <w:uiPriority w:val="1"/>
+    <w:semiHidden/>
     <w:unhideWhenUsed/>
   </w:style>
   <w:style w:type="table" w:default="1" w:styleId="TableNormal">
